--- a/assets/files/Abdullah.docx
+++ b/assets/files/Abdullah.docx
@@ -24,7 +24,19 @@
         <w:rPr>
           <w:w w:val="130"/>
         </w:rPr>
-        <w:t>DATA ANALYST</w:t>
+        <w:t>Data &amp; B</w:t>
+      </w:r>
+      <w:r>
+        <w:rPr>
+          <w:w w:val="130"/>
+        </w:rPr>
+        <w:t>I</w:t>
+      </w:r>
+      <w:r>
+        <w:rPr>
+          <w:w w:val="130"/>
+        </w:rPr>
+        <w:t xml:space="preserve"> Analyst</w:t>
       </w:r>
     </w:p>
     <w:p>
@@ -34,6 +46,7 @@
         <w:jc w:val="center"/>
         <w:rPr>
           <w:rStyle w:val="Hyperlink"/>
+          <w:color w:val="17365D" w:themeColor="text2" w:themeShade="BF"/>
           <w:spacing w:val="56"/>
         </w:rPr>
       </w:pPr>
@@ -41,12 +54,14 @@
         <w:r>
           <w:rPr>
             <w:rStyle w:val="Hyperlink"/>
+            <w:color w:val="17365D" w:themeColor="text2" w:themeShade="BF"/>
           </w:rPr>
           <w:t>sabdullahzaidi5@gmail.com</w:t>
         </w:r>
         <w:r>
           <w:rPr>
             <w:rStyle w:val="Hyperlink"/>
+            <w:color w:val="17365D" w:themeColor="text2" w:themeShade="BF"/>
             <w:spacing w:val="56"/>
           </w:rPr>
           <w:t xml:space="preserve"> </w:t>
@@ -55,12 +70,14 @@
       <w:r>
         <w:rPr>
           <w:rFonts w:ascii="Lucida Sans Unicode" w:hAnsi="Lucida Sans Unicode"/>
+          <w:color w:val="17365D" w:themeColor="text2" w:themeShade="BF"/>
         </w:rPr>
         <w:t>⋄</w:t>
       </w:r>
       <w:r>
         <w:rPr>
           <w:rFonts w:ascii="Lucida Sans Unicode" w:hAnsi="Lucida Sans Unicode"/>
+          <w:color w:val="17365D" w:themeColor="text2" w:themeShade="BF"/>
           <w:spacing w:val="37"/>
         </w:rPr>
         <w:t xml:space="preserve"> </w:t>
@@ -69,12 +86,14 @@
         <w:r>
           <w:rPr>
             <w:rStyle w:val="Hyperlink"/>
+            <w:color w:val="17365D" w:themeColor="text2" w:themeShade="BF"/>
           </w:rPr>
           <w:t>https://www.linkedin.com/in/syed-abdullah-hassan-zaidi/</w:t>
         </w:r>
         <w:r>
           <w:rPr>
             <w:rStyle w:val="Hyperlink"/>
+            <w:color w:val="17365D" w:themeColor="text2" w:themeShade="BF"/>
             <w:spacing w:val="56"/>
           </w:rPr>
           <w:t xml:space="preserve"> </w:t>
@@ -92,13 +111,15 @@
       </w:pPr>
       <w:r>
         <w:rPr>
-          <w:rFonts w:ascii="Lucida Sans Unicode" w:hAnsi="Lucida Sans Unicode"/>
+          <w:rFonts w:ascii="Cambria Math" w:hAnsi="Cambria Math" w:cs="Cambria Math"/>
+          <w:color w:val="17365D" w:themeColor="text2" w:themeShade="BF"/>
         </w:rPr>
         <w:t>⋄</w:t>
       </w:r>
       <w:r>
         <w:rPr>
-          <w:rFonts w:ascii="Lucida Sans Unicode" w:hAnsi="Lucida Sans Unicode"/>
+          <w:rFonts w:asciiTheme="minorHAnsi" w:hAnsiTheme="minorHAnsi" w:cstheme="minorHAnsi"/>
+          <w:color w:val="17365D" w:themeColor="text2" w:themeShade="BF"/>
         </w:rPr>
         <w:t xml:space="preserve"> </w:t>
       </w:r>
@@ -107,46 +128,15 @@
           <w:rPr>
             <w:rStyle w:val="Hyperlink"/>
             <w:rFonts w:asciiTheme="minorHAnsi" w:hAnsiTheme="minorHAnsi" w:cstheme="minorHAnsi"/>
-            <w:color w:val="FF0000"/>
+            <w:color w:val="17365D" w:themeColor="text2" w:themeShade="BF"/>
           </w:rPr>
-          <w:t>https://tinyurl.com/Sy</w:t>
-        </w:r>
-        <w:r>
-          <w:rPr>
-            <w:rStyle w:val="Hyperlink"/>
-            <w:rFonts w:asciiTheme="minorHAnsi" w:hAnsiTheme="minorHAnsi" w:cstheme="minorHAnsi"/>
-            <w:color w:val="FF0000"/>
-          </w:rPr>
-          <w:t>e</w:t>
-        </w:r>
-        <w:r>
-          <w:rPr>
-            <w:rStyle w:val="Hyperlink"/>
-            <w:rFonts w:asciiTheme="minorHAnsi" w:hAnsiTheme="minorHAnsi" w:cstheme="minorHAnsi"/>
-            <w:color w:val="FF0000"/>
-          </w:rPr>
-          <w:t>dAbdull</w:t>
-        </w:r>
-        <w:r>
-          <w:rPr>
-            <w:rStyle w:val="Hyperlink"/>
-            <w:rFonts w:asciiTheme="minorHAnsi" w:hAnsiTheme="minorHAnsi" w:cstheme="minorHAnsi"/>
-            <w:color w:val="FF0000"/>
-          </w:rPr>
-          <w:t>a</w:t>
-        </w:r>
-        <w:r>
-          <w:rPr>
-            <w:rStyle w:val="Hyperlink"/>
-            <w:rFonts w:asciiTheme="minorHAnsi" w:hAnsiTheme="minorHAnsi" w:cstheme="minorHAnsi"/>
-            <w:color w:val="FF0000"/>
-          </w:rPr>
-          <w:t>h</w:t>
+          <w:t>https://tinyurl.com/SyedAbdullah</w:t>
         </w:r>
       </w:hyperlink>
       <w:r>
         <w:rPr>
           <w:rFonts w:ascii="Lucida Sans Unicode" w:hAnsi="Lucida Sans Unicode"/>
+          <w:color w:val="17365D" w:themeColor="text2" w:themeShade="BF"/>
         </w:rPr>
         <w:t xml:space="preserve"> </w:t>
       </w:r>
@@ -209,30 +199,8 @@
         <w:rPr>
           <w:w w:val="105"/>
         </w:rPr>
-        <w:t>Detail-oriented and motivated BSIT graduate seeking a Data Analyst position to leverage analytical skills and technical expertise in transforming data into actionable insights for informed decision-making</w:t>
-      </w:r>
-      <w:r>
-        <w:rPr>
-          <w:w w:val="105"/>
-        </w:rPr>
-        <w:t xml:space="preserve">. </w:t>
-      </w:r>
-      <w:r>
-        <w:rPr>
-          <w:w w:val="105"/>
-        </w:rPr>
-        <w:t>Possess a strong grasp of SQL, Excel, Python, and Power BI.</w:t>
-      </w:r>
-    </w:p>
-    <w:p>
-      <w:pPr>
-        <w:pStyle w:val="BodyText"/>
-        <w:spacing w:before="48" w:line="242" w:lineRule="auto"/>
-        <w:ind w:left="116" w:right="116"/>
-        <w:rPr>
-          <w:w w:val="105"/>
-        </w:rPr>
-      </w:pPr>
+        <w:t>Detail-oriented and motivated BSIT graduate seeking a  Analyst position to leverage analytical skills and technical expertise in transforming data into actionable insights. Proficient in business intelligence tools, data visualization, and stakeholder collaboration, with a strong command of SQL, Python, Excel, and Power BI. Dedicated to driving data-driven decision-making and delivering measurable business outcomes.</w:t>
+      </w:r>
     </w:p>
     <w:tbl>
       <w:tblPr>
@@ -393,6 +361,12 @@
               </w:rPr>
               <w:t>Islamabad</w:t>
             </w:r>
+            <w:r>
+              <w:rPr>
+                <w:w w:val="115"/>
+              </w:rPr>
+              <w:t xml:space="preserve"> </w:t>
+            </w:r>
           </w:p>
         </w:tc>
         <w:tc>
@@ -517,7 +491,6 @@
               <w:t xml:space="preserve"> </w:t>
             </w:r>
             <w:proofErr w:type="spellStart"/>
-            <w:proofErr w:type="gramStart"/>
             <w:r>
               <w:rPr>
                 <w:b/>
@@ -526,7 +499,6 @@
               <w:t>F.Sc</w:t>
             </w:r>
             <w:proofErr w:type="spellEnd"/>
-            <w:proofErr w:type="gramEnd"/>
             <w:r>
               <w:rPr>
                 <w:b/>
@@ -729,24 +701,39 @@
       </w:r>
       <w:r>
         <w:rPr>
-          <w:spacing w:val="18"/>
           <w:w w:val="115"/>
         </w:rPr>
+        <w:t xml:space="preserve"> S</w:t>
+      </w:r>
+      <w:r>
+        <w:rPr>
+          <w:w w:val="115"/>
+        </w:rPr>
+        <w:t xml:space="preserve">QL </w:t>
+      </w:r>
+      <w:r>
+        <w:rPr>
+          <w:w w:val="115"/>
+        </w:rPr>
+        <w:t xml:space="preserve">Server, </w:t>
+      </w:r>
+      <w:r>
+        <w:rPr>
+          <w:w w:val="115"/>
+        </w:rPr>
+        <w:t>Tailwind</w:t>
+      </w:r>
+      <w:r>
+        <w:rPr>
+          <w:w w:val="115"/>
+        </w:rPr>
         <w:t xml:space="preserve"> </w:t>
       </w:r>
-      <w:proofErr w:type="spellStart"/>
       <w:r>
         <w:rPr>
           <w:w w:val="115"/>
         </w:rPr>
-        <w:t>TailwindCSS</w:t>
-      </w:r>
-      <w:proofErr w:type="spellEnd"/>
-      <w:r>
-        <w:rPr>
-          <w:w w:val="115"/>
-        </w:rPr>
-        <w:t>,</w:t>
+        <w:t>CSS,</w:t>
       </w:r>
       <w:r>
         <w:rPr>
@@ -823,15 +810,13 @@
         </w:rPr>
         <w:t xml:space="preserve"> Anaconda, Oracle SQL, </w:t>
       </w:r>
-      <w:proofErr w:type="spellStart"/>
       <w:r>
         <w:rPr>
           <w:spacing w:val="16"/>
           <w:w w:val="110"/>
         </w:rPr>
-        <w:t>MySql</w:t>
-      </w:r>
-      <w:proofErr w:type="spellEnd"/>
+        <w:t>MySQL’s</w:t>
+      </w:r>
       <w:r>
         <w:rPr>
           <w:spacing w:val="16"/>
@@ -851,6 +836,12 @@
           <w:w w:val="110"/>
         </w:rPr>
         <w:t>Azure</w:t>
+      </w:r>
+      <w:r>
+        <w:rPr>
+          <w:w w:val="110"/>
+        </w:rPr>
+        <w:t>, Aws</w:t>
       </w:r>
     </w:p>
     <w:p>
@@ -1288,6 +1279,20 @@
         </w:rPr>
         <w:t>Power BI for interactive visualizations and reporting. Key achievements include creating dynamic dashboards to track historical air quality trends, comparing performance across states, and analyzing the impact of external factors such as population density and policy changes on pollution levels. This project provided actionable insights into regional air quality management and policy efficacy.</w:t>
       </w:r>
+      <w:r>
+        <w:t xml:space="preserve"> </w:t>
+      </w:r>
+      <w:hyperlink r:id="rId8" w:history="1">
+        <w:r>
+          <w:rPr>
+            <w:rStyle w:val="Hyperlink"/>
+            <w:bCs/>
+            <w:color w:val="17365D" w:themeColor="text2" w:themeShade="BF"/>
+            <w:w w:val="110"/>
+          </w:rPr>
+          <w:t>https://github.com/Syed-Abdullah-Hassan-Zaidi0/AirQualityIndexUsa</w:t>
+        </w:r>
+      </w:hyperlink>
     </w:p>
     <w:p>
       <w:pPr>
@@ -1347,26 +1352,26 @@
       <w:pPr>
         <w:pStyle w:val="BodyText"/>
         <w:spacing w:before="135" w:line="242" w:lineRule="auto"/>
-        <w:ind w:left="116" w:right="114"/>
-        <w:rPr>
-          <w:b/>
-          <w:w w:val="110"/>
-        </w:rPr>
-      </w:pPr>
-      <w:r>
-        <w:rPr>
-          <w:b/>
-          <w:w w:val="110"/>
-        </w:rPr>
-        <w:t>Assessment</w:t>
-      </w:r>
-      <w:r>
-        <w:rPr>
-          <w:b/>
-          <w:w w:val="110"/>
-        </w:rPr>
-        <w:t xml:space="preserve"> of flood destruction through remote sensing in Larkana, Sukkur and Shikarpur, Pakistan</w:t>
-      </w:r>
+        <w:ind w:left="115" w:right="113"/>
+        <w:rPr>
+          <w:bCs/>
+          <w:color w:val="17365D" w:themeColor="text2" w:themeShade="BF"/>
+          <w:spacing w:val="1"/>
+          <w:w w:val="105"/>
+        </w:rPr>
+      </w:pPr>
+      <w:hyperlink r:id="rId9" w:history="1">
+        <w:r>
+          <w:rPr>
+            <w:rStyle w:val="Hyperlink"/>
+            <w:bCs/>
+            <w:color w:val="17365D" w:themeColor="text2" w:themeShade="BF"/>
+            <w:spacing w:val="1"/>
+            <w:w w:val="105"/>
+          </w:rPr>
+          <w:t>https://github.com/Syed-Abdullah-Hassan-Zaidi0/Adidas-Sales</w:t>
+        </w:r>
+      </w:hyperlink>
     </w:p>
     <w:p>
       <w:pPr>
@@ -1374,7 +1379,33 @@
         <w:spacing w:before="135" w:line="242" w:lineRule="auto"/>
         <w:ind w:left="116" w:right="114"/>
         <w:rPr>
+          <w:b/>
+          <w:w w:val="110"/>
+        </w:rPr>
+      </w:pPr>
+      <w:r>
+        <w:rPr>
+          <w:b/>
+          <w:w w:val="110"/>
+        </w:rPr>
+        <w:t>Assessment</w:t>
+      </w:r>
+      <w:r>
+        <w:rPr>
+          <w:b/>
+          <w:w w:val="110"/>
+        </w:rPr>
+        <w:t xml:space="preserve"> of flood destruction through remote sensing in Larkana, Sukkur and Shikarpur, Pakistan</w:t>
+      </w:r>
+    </w:p>
+    <w:p>
+      <w:pPr>
+        <w:pStyle w:val="BodyText"/>
+        <w:spacing w:before="135" w:line="242" w:lineRule="auto"/>
+        <w:ind w:left="116" w:right="114"/>
+        <w:rPr>
           <w:bCs/>
+          <w:color w:val="7030A0"/>
           <w:w w:val="110"/>
         </w:rPr>
       </w:pPr>
@@ -1413,6 +1444,24 @@
         </w:rPr>
         <w:t>and urban areas. The data was pre-processed and post-processed using Google Earth Engine and JavaScript. To present the results, we built a web application using HTML, CSS, C#, Blazor .NET, and SQL. This system aims to support organizations in assessing the flood damage and planning recovery efforts effectively.</w:t>
       </w:r>
+      <w:r>
+        <w:rPr>
+          <w:bCs/>
+          <w:w w:val="110"/>
+        </w:rPr>
+        <w:t xml:space="preserve"> </w:t>
+      </w:r>
+      <w:hyperlink r:id="rId10" w:history="1">
+        <w:r>
+          <w:rPr>
+            <w:rStyle w:val="Hyperlink"/>
+            <w:bCs/>
+            <w:color w:val="17365D" w:themeColor="text2" w:themeShade="BF"/>
+            <w:w w:val="110"/>
+          </w:rPr>
+          <w:t>https://github.com/Syed-Abdullah-Hassan-Zaidi0/FloodAssessment</w:t>
+        </w:r>
+      </w:hyperlink>
     </w:p>
     <w:p>
       <w:pPr>
@@ -1461,7 +1510,28 @@
         <w:ind w:right="115"/>
       </w:pPr>
       <w:r>
-        <w:t>Graphic Designing                                   Running a Small Business</w:t>
+        <w:t xml:space="preserve">Graphic Designing                                 </w:t>
+      </w:r>
+      <w:r>
+        <w:rPr>
+          <w:b/>
+          <w:bCs/>
+          <w:sz w:val="32"/>
+          <w:szCs w:val="32"/>
+        </w:rPr>
+        <w:t xml:space="preserve"> </w:t>
+      </w:r>
+      <w:r>
+        <w:rPr>
+          <w:b/>
+          <w:bCs/>
+          <w:sz w:val="32"/>
+          <w:szCs w:val="32"/>
+        </w:rPr>
+        <w:t>-</w:t>
+      </w:r>
+      <w:r>
+        <w:t xml:space="preserve"> Running a Small Business</w:t>
       </w:r>
     </w:p>
     <w:sectPr>
@@ -2314,6 +2384,7 @@
   <w:style w:type="paragraph" w:styleId="BodyText">
     <w:name w:val="Body Text"/>
     <w:basedOn w:val="Normal"/>
+    <w:link w:val="BodyTextChar"/>
     <w:uiPriority w:val="1"/>
     <w:qFormat/>
     <w:pPr>
@@ -2389,6 +2460,16 @@
     <w:rPr>
       <w:color w:val="800080" w:themeColor="followedHyperlink"/>
       <w:u w:val="single"/>
+    </w:rPr>
+  </w:style>
+  <w:style w:type="character" w:customStyle="1" w:styleId="BodyTextChar">
+    <w:name w:val="Body Text Char"/>
+    <w:basedOn w:val="DefaultParagraphFont"/>
+    <w:link w:val="BodyText"/>
+    <w:uiPriority w:val="1"/>
+    <w:rsid w:val="00883E57"/>
+    <w:rPr>
+      <w:rFonts w:ascii="Calibri" w:eastAsia="Calibri" w:hAnsi="Calibri" w:cs="Calibri"/>
     </w:rPr>
   </w:style>
 </w:styles>
